--- a/_implementation-notes/evening-series/FotH Pilot Session 16 Evening Run Sheet DRAFT v1.docx
+++ b/_implementation-notes/evening-series/FotH Pilot Session 16 Evening Run Sheet DRAFT v1.docx
@@ -620,7 +620,7 @@
           <w:b/>
           <w:bCs/>
         </w:rPr>
-        <w:t xml:space="preserve">The practice, week one.</w:t>
+        <w:t>The homework practice, week one.</w:t>
       </w:r>
       <w:r>
         <w:t xml:space="preserve"> </w:t>
@@ -676,7 +676,7 @@
           <w:b/>
           <w:bCs/>
         </w:rPr>
-        <w:t xml:space="preserve">The practice, week two.</w:t>
+        <w:t>The homework practice, week two.</w:t>
       </w:r>
       <w:r>
         <w:t xml:space="preserve"> </w:t>
@@ -807,6 +807,66 @@
       </w:r>
       <w:r>
         <w:t xml:space="preserve">above is the default, not the decision.</w:t>
+      </w:r>
+    </w:p>
+    <w:p>
+      <w:pPr>
+        <w:pStyle w:val="Compact"/>
+        <w:numPr>
+          <w:ilvl w:val="0"/>
+          <w:numId w:val="1002"/>
+        </w:numPr>
+      </w:pPr>
+      <w:r>
+        <w:t>The evening opens on the map.</w:t>
+      </w:r>
+      <w:r>
+        <w:t xml:space="preserve"> The Four Connects grounding slide now opens every session. Session 16 stands in the second box — Connect with Others, as family. Each connection makes the next one real (Matt. 22:37–40).</w:t>
+      </w:r>
+    </w:p>
+    <w:p>
+      <w:pPr>
+        <w:pStyle w:val="Compact"/>
+        <w:numPr>
+          <w:ilvl w:val="0"/>
+          <w:numId w:val="1002"/>
+        </w:numPr>
+      </w:pPr>
+      <w:r>
+        <w:t>A pair leads, visibly.</w:t>
+      </w:r>
+      <w:r>
+        <w:t xml:space="preserve"> Name it in the welcome: two leaders hold tonight — container and content — and the room will see the evening handed back and forth between them. That is the design. The pair practices the session together before the evening (at the planning lab, or before dinner), so each knows who is where in the flow.</w:t>
+      </w:r>
+    </w:p>
+    <w:p>
+      <w:pPr>
+        <w:pStyle w:val="Compact"/>
+        <w:numPr>
+          <w:ilvl w:val="0"/>
+          <w:numId w:val="1002"/>
+        </w:numPr>
+      </w:pPr>
+      <w:r>
+        <w:t>Split only if the room needs it.</w:t>
+      </w:r>
+      <w:r>
+        <w:t xml:space="preserve"> Any split-and-merge assumes numbers. With six or so around the table, stay one circle — or drop into quick pair work in place, knee to knee, which does the same work faster. Pair work is also the standing time-recovery lever: a full split-and-merge costs about five minutes.</w:t>
+      </w:r>
+    </w:p>
+    <w:p>
+      <w:pPr>
+        <w:pStyle w:val="Compact"/>
+        <w:numPr>
+          <w:ilvl w:val="0"/>
+          <w:numId w:val="1002"/>
+        </w:numPr>
+      </w:pPr>
+      <w:r>
+        <w:t>The container holder is the busier seat.</w:t>
+      </w:r>
+      <w:r>
+        <w:t xml:space="preserve"> Clock and room both: a continuous read against safe, present, clear, intentional — noticing anyone triggered or checked out. Anything of weight goes to the backstop adult; that handoff is the bright line working, not the container failing.</w:t>
       </w:r>
     </w:p>
     <w:bookmarkEnd w:id="11"/>

--- a/_implementation-notes/evening-series/FotH Pilot Session 16 Evening Run Sheet DRAFT v1.docx
+++ b/_implementation-notes/evening-series/FotH Pilot Session 16 Evening Run Sheet DRAFT v1.docx
@@ -8,7 +8,7 @@
         <w:pStyle w:val="Heading1"/>
       </w:pPr>
       <w:r>
-        <w:t xml:space="preserve">Session 16, Evening Form — FAMILY CONVERSATION NIGHT</w:t>
+        <w:t>Evening 12 — FAMILY CONVERSATION NIGHT</w:t>
       </w:r>
     </w:p>
     <w:p>
@@ -604,7 +604,7 @@
         <w:pStyle w:val="Heading2"/>
       </w:pPr>
       <w:r>
-        <w:t xml:space="preserve">The homework handout (Session 16, two weeks)</w:t>
+        <w:t>The homework handout (Evening 12, two weeks)</w:t>
       </w:r>
     </w:p>
     <w:p>
@@ -626,7 +626,7 @@
         <w:t xml:space="preserve"> </w:t>
       </w:r>
       <w:r>
-        <w:t xml:space="preserve">Complete the Quarterly Pulse (H16.1) — one page, three questions, five minutes at home — and bring it back to the return bin at next Wednesday’s door. And keep the rhythm: the card you built in Week 15 is still the assignment.</w:t>
+        <w:t>Complete the Quarterly Pulse (H16.1) — one page, three questions, five minutes at home — and bring it back to the return bin at next Wednesday’s door. And keep the rhythm: the card you built in Evening 11 is still the assignment.</w:t>
       </w:r>
     </w:p>
     <w:p>
@@ -821,7 +821,7 @@
         <w:t>The evening opens on the map.</w:t>
       </w:r>
       <w:r>
-        <w:t xml:space="preserve"> The Four Connects grounding slide now opens every session. Session 16 stands in the second box — Connect with Others, as family. Each connection makes the next one real (Matt. 22:37–40).</w:t>
+        <w:t xml:space="preserve"> The Four Connects grounding slide now opens every session. Evening 12 stands in the second box — Connect with Others, as family. Each connection makes the next one real (Matt. 22:37–40).</w:t>
       </w:r>
     </w:p>
     <w:p>
@@ -872,6 +872,8 @@
     <w:bookmarkEnd w:id="11"/>
     <w:bookmarkEnd w:id="12"/>
     <w:sectPr>
+      <w:headerReference w:type="default" r:id="rId9"/>
+      <w:footerReference w:type="default" r:id="rId10"/>
       <w:footnotePr>
         <w:numRestart w:val="eachSect"/>
       </w:footnotePr>
@@ -884,6 +886,16 @@
 <w:comments xmlns:w="http://schemas.openxmlformats.org/wordprocessingml/2006/main" xmlns:m="http://schemas.openxmlformats.org/officeDocument/2006/math" xmlns:r="http://schemas.openxmlformats.org/officeDocument/2006/relationships" xmlns:o="urn:schemas-microsoft-com:office:office" xmlns:v="urn:schemas-microsoft-com:vml" xmlns:w10="urn:schemas-microsoft-com:office:word" xmlns:a="http://schemas.openxmlformats.org/drawingml/2006/main" xmlns:pic="http://schemas.openxmlformats.org/drawingml/2006/picture" xmlns:wp="http://schemas.openxmlformats.org/drawingml/2006/wordprocessingDrawing"/>
 </file>
 
+<file path=word/footer1.xml><?xml version="1.0" encoding="utf-8"?>
+<w:ftr xmlns:m="http://schemas.openxmlformats.org/officeDocument/2006/math" xmlns:mc="http://schemas.openxmlformats.org/markup-compatibility/2006" xmlns:mo="http://schemas.microsoft.com/office/mac/office/2008/main" xmlns:mv="urn:schemas-microsoft-com:mac:vml" xmlns:o="urn:schemas-microsoft-com:office:office" xmlns:r="http://schemas.openxmlformats.org/officeDocument/2006/relationships" xmlns:v="urn:schemas-microsoft-com:vml" xmlns:w10="urn:schemas-microsoft-com:office:word" xmlns:w14="http://schemas.microsoft.com/office/word/2010/wordml" xmlns:w="http://schemas.openxmlformats.org/wordprocessingml/2006/main" xmlns:wne="http://schemas.microsoft.com/office/word/2006/wordml" xmlns:wp14="http://schemas.microsoft.com/office/word/2010/wordprocessingDrawing" xmlns:wp="http://schemas.openxmlformats.org/drawingml/2006/wordprocessingDrawing" xmlns:wpc="http://schemas.microsoft.com/office/word/2010/wordprocessingCanvas" xmlns:wpg="http://schemas.microsoft.com/office/word/2010/wordprocessingGroup" xmlns:wpi="http://schemas.microsoft.com/office/word/2010/wordprocessingInk" xmlns:wps="http://schemas.microsoft.com/office/word/2010/wordprocessingShape" mc:Ignorable="w14 wp14">
+  <w:p>
+    <w:pPr>
+      <w:pStyle w:val="Footer"/>
+    </w:pPr>
+  </w:p>
+</w:ftr>
+</file>
+
 <file path=word/footnotes.xml><?xml version="1.0" encoding="utf-8"?>
 <w:footnotes xmlns:w="http://schemas.openxmlformats.org/wordprocessingml/2006/main" xmlns:m="http://schemas.openxmlformats.org/officeDocument/2006/math" xmlns:r="http://schemas.openxmlformats.org/officeDocument/2006/relationships" xmlns:o="urn:schemas-microsoft-com:office:office" xmlns:v="urn:schemas-microsoft-com:vml" xmlns:w10="urn:schemas-microsoft-com:office:word" xmlns:a="http://schemas.openxmlformats.org/drawingml/2006/main" xmlns:pic="http://schemas.openxmlformats.org/drawingml/2006/picture" xmlns:wp="http://schemas.openxmlformats.org/drawingml/2006/wordprocessingDrawing">
   <w:footnote w:type="continuationSeparator" w:id="0">
@@ -901,6 +913,16 @@
     </w:p>
   </w:footnote>
 </w:footnotes>
+</file>
+
+<file path=word/header1.xml><?xml version="1.0" encoding="utf-8"?>
+<w:hdr xmlns:m="http://schemas.openxmlformats.org/officeDocument/2006/math" xmlns:mc="http://schemas.openxmlformats.org/markup-compatibility/2006" xmlns:mo="http://schemas.microsoft.com/office/mac/office/2008/main" xmlns:mv="urn:schemas-microsoft-com:mac:vml" xmlns:o="urn:schemas-microsoft-com:office:office" xmlns:r="http://schemas.openxmlformats.org/officeDocument/2006/relationships" xmlns:v="urn:schemas-microsoft-com:vml" xmlns:w10="urn:schemas-microsoft-com:office:word" xmlns:w14="http://schemas.microsoft.com/office/word/2010/wordml" xmlns:w="http://schemas.openxmlformats.org/wordprocessingml/2006/main" xmlns:wne="http://schemas.microsoft.com/office/word/2006/wordml" xmlns:wp14="http://schemas.microsoft.com/office/word/2010/wordprocessingDrawing" xmlns:wp="http://schemas.openxmlformats.org/drawingml/2006/wordprocessingDrawing" xmlns:wpc="http://schemas.microsoft.com/office/word/2010/wordprocessingCanvas" xmlns:wpg="http://schemas.microsoft.com/office/word/2010/wordprocessingGroup" xmlns:wpi="http://schemas.microsoft.com/office/word/2010/wordprocessingInk" xmlns:wps="http://schemas.microsoft.com/office/word/2010/wordprocessingShape" mc:Ignorable="w14 wp14">
+  <w:p>
+    <w:pPr>
+      <w:pStyle w:val="Header"/>
+    </w:pPr>
+  </w:p>
+</w:hdr>
 </file>
 
 <file path=word/numbering.xml><?xml version="1.0" encoding="utf-8"?>

--- a/_implementation-notes/evening-series/FotH Pilot Session 16 Evening Run Sheet DRAFT v1.docx
+++ b/_implementation-notes/evening-series/FotH Pilot Session 16 Evening Run Sheet DRAFT v1.docx
@@ -620,14 +620,10 @@
           <w:b/>
           <w:bCs/>
         </w:rPr>
-        <w:t>The homework practice, week one.</w:t>
-      </w:r>
-      <w:r>
-        <w:t xml:space="preserve"> </w:t>
-      </w:r>
-      <w:r>
-        <w:t>Complete the Quarterly Pulse (H16.1) — one page, three questions, five minutes at home — and bring it back to the return bin at next Wednesday’s door. And keep the rhythm: the card you built in Evening 11 is still the assignment.</w:t>
-      </w:r>
+        <w:t>The homework practice, week one. Complete the Quarterly Pulse (H16.1) — one page, three questions, five minutes at home — and bring it back to the return bin at the next evening’s door. And keep the rhythm: the card you built in Evening 11 is still the assignment.</w:t>
+      </w:r>
+      <w:r/>
+      <w:r/>
     </w:p>
     <w:p>
       <w:pPr>
